--- a/ru/wisdom-stories/from-a-wise-fathers-advice-to-his-son.docx
+++ b/ru/wisdom-stories/from-a-wise-fathers-advice-to-his-son.docx
@@ -4,315 +4,165 @@
   <w:body>
     <w:p>
       <w:pPr>
-        <w:spacing w:before="0" w:after="60"/>
-        <w:jc w:val="left"/>
+        <w:pStyle w:val="Title"/>
       </w:pPr>
       <w:r>
-        <w:rPr>
-          <w:rFonts w:ascii="Arial" w:hAnsi="Arial" w:eastAsia="Arial"/>
-          <w:i w:val="0"/>
-          <w:color w:val="000000"/>
-          <w:sz w:val="52"/>
-        </w:rPr>
         <w:t>Из наставлений мудрого отца сыну:</w:t>
       </w:r>
     </w:p>
     <w:p>
       <w:pPr>
-        <w:jc w:val="left"/>
+        <w:spacing w:after="80"/>
       </w:pPr>
       <w:r>
-        <w:rPr>
-          <w:rFonts w:ascii="Arial" w:hAnsi="Arial" w:eastAsia="Arial"/>
-          <w:i w:val="0"/>
-          <w:color w:val="000000"/>
-          <w:sz w:val="22"/>
-        </w:rPr>
-        <w:t>О, мой возлюбленный сын!</w:t>
+        <w:t>Любимый сын!</w:t>
+      </w:r>
+    </w:p>
+    <w:p>
+      <w:pPr/>
+      <w:r>
+        <w:t>Разум помогает человеку ладить с людьми и находить верный путь. В нём — неиссякаемый источник радости и счастья.</w:t>
       </w:r>
     </w:p>
     <w:p>
       <w:pPr>
-        <w:jc w:val="left"/>
+        <w:spacing w:after="80"/>
       </w:pPr>
       <w:r>
-        <w:rPr>
-          <w:rFonts w:ascii="Arial" w:hAnsi="Arial" w:eastAsia="Arial"/>
-          <w:i w:val="0"/>
-          <w:color w:val="000000"/>
-          <w:sz w:val="22"/>
-        </w:rPr>
-        <w:t>Каждый человек должен обладать разумом, способным помогать ему выстраивать различные отношения с другими. Этот разум — неисчерпаемый источник счастья и радости.</w:t>
+        <w:t>Жизнью невозможно насытиться. Коротка она или долга, её ценность от этого не становится меньше.</w:t>
       </w:r>
     </w:p>
     <w:p>
-      <w:pPr>
-        <w:jc w:val="left"/>
-      </w:pPr>
+      <w:pPr/>
       <w:r>
-        <w:rPr>
-          <w:rFonts w:ascii="Arial" w:hAnsi="Arial" w:eastAsia="Arial"/>
-          <w:i w:val="0"/>
-          <w:color w:val="000000"/>
-          <w:sz w:val="22"/>
-        </w:rPr>
-        <w:t>Жизнь не может быть удовлетворена; её короткая или длинная продолжительность не уменьшает её ценности.</w:t>
+        <w:t>Плод хорош, когда созрел. Так и среди людей всегда ценили тех, кто достиг душевной зрелости и познал жизнь.</w:t>
       </w:r>
     </w:p>
     <w:p>
-      <w:pPr>
-        <w:jc w:val="left"/>
-      </w:pPr>
+      <w:pPr/>
       <w:r>
-        <w:rPr>
-          <w:rFonts w:ascii="Arial" w:hAnsi="Arial" w:eastAsia="Arial"/>
-          <w:i w:val="0"/>
-          <w:color w:val="000000"/>
-          <w:sz w:val="22"/>
-        </w:rPr>
-        <w:t>Плоды красиво падают с ветви только тогда, когда они созрели. Точно так же люди всегда предпочитали тех, кто прозрел и познал мир.</w:t>
-      </w:r>
-    </w:p>
-    <w:p>
-      <w:pPr>
-        <w:jc w:val="left"/>
-      </w:pPr>
-      <w:r>
-        <w:rPr>
-          <w:rFonts w:ascii="Arial" w:hAnsi="Arial" w:eastAsia="Arial"/>
-          <w:i w:val="0"/>
-          <w:color w:val="000000"/>
-          <w:sz w:val="22"/>
-        </w:rPr>
         <w:t>Сын человеческий обычно совершает свои проступки в молодости, не задумываясь. Но когда он вспоминает о них позже, эти грехи пронзают его сердце, как кинжал, и мучают его.</w:t>
       </w:r>
     </w:p>
     <w:p>
       <w:pPr>
-        <w:jc w:val="left"/>
+        <w:spacing w:after="80"/>
       </w:pPr>
       <w:r>
-        <w:rPr>
-          <w:rFonts w:ascii="Arial" w:hAnsi="Arial" w:eastAsia="Arial"/>
-          <w:i w:val="0"/>
-          <w:color w:val="000000"/>
-          <w:sz w:val="22"/>
-        </w:rPr>
         <w:t>Те, кто следует праведному и доброму пути в молодости, будут уважаемы и почитаемы в старости.</w:t>
       </w:r>
     </w:p>
     <w:p>
       <w:pPr>
-        <w:jc w:val="left"/>
+        <w:spacing w:after="80"/>
       </w:pPr>
       <w:r>
-        <w:rPr>
-          <w:rFonts w:ascii="Arial" w:hAnsi="Arial" w:eastAsia="Arial"/>
-          <w:i w:val="0"/>
-          <w:color w:val="000000"/>
-          <w:sz w:val="22"/>
-        </w:rPr>
-        <w:t>Хорошо быть сильным и могущественным. Однако силу следует отдавать управлению разумом.</w:t>
+        <w:t>Хорошо обладать силой, но распоряжаться ею должен разум.</w:t>
+      </w:r>
+    </w:p>
+    <w:p>
+      <w:pPr/>
+      <w:r>
+        <w:t>Всемогущий Аллах, создатель миров, не послал сына человеческого в этот мир, чтобы тот жил вечно, но хотел, чтобы в конце своей жизни он вкусил смерть.</w:t>
+      </w:r>
+    </w:p>
+    <w:p>
+      <w:pPr/>
+      <w:r>
+        <w:t>Знай, сын: по милости Аллаха испытания научили меня двум привычкам, которые помогают беречь здоровье до старости, — умеренно есть и гулять после еды.</w:t>
       </w:r>
     </w:p>
     <w:p>
       <w:pPr>
-        <w:jc w:val="left"/>
+        <w:spacing w:after="80"/>
       </w:pPr>
       <w:r>
-        <w:rPr>
-          <w:rFonts w:ascii="Arial" w:hAnsi="Arial" w:eastAsia="Arial"/>
-          <w:i w:val="0"/>
-          <w:color w:val="000000"/>
-          <w:sz w:val="22"/>
-        </w:rPr>
-        <w:t>Всемогущий Аллах, создатель миров, не послал сына человеческого в этот мир, чтобы тот жил вечно, но хотел, чтобы в конце своей жизни он вкусил смерть.</w:t>
-      </w:r>
-    </w:p>
-    <w:p>
-      <w:pPr>
-        <w:jc w:val="left"/>
-      </w:pPr>
-      <w:r>
-        <w:rPr>
-          <w:rFonts w:ascii="Arial" w:hAnsi="Arial" w:eastAsia="Arial"/>
-          <w:i w:val="0"/>
-          <w:color w:val="000000"/>
-          <w:sz w:val="22"/>
-        </w:rPr>
-        <w:t>Знай это хорошо: Всемогущий Аллах тщательно испытал и приучил меня к двум вещам, которые поддерживают мое здоровье до этого возраста. Одна из них — это мало есть, а другая — ходить, чтобы переваривать съеденное.</w:t>
-      </w:r>
-    </w:p>
-    <w:p>
-      <w:pPr>
-        <w:jc w:val="left"/>
-      </w:pPr>
-      <w:r>
-        <w:rPr>
-          <w:rFonts w:ascii="Arial" w:hAnsi="Arial" w:eastAsia="Arial"/>
-          <w:i w:val="0"/>
-          <w:color w:val="000000"/>
-          <w:sz w:val="22"/>
-        </w:rPr>
         <w:t>Я также хочу, чтобы ты знал это: в этом мире есть три типа людей:</w:t>
       </w:r>
     </w:p>
     <w:p>
       <w:pPr>
-        <w:jc w:val="left"/>
+        <w:spacing w:after="80"/>
       </w:pPr>
       <w:r>
-        <w:rPr>
-          <w:rFonts w:ascii="Arial" w:hAnsi="Arial" w:eastAsia="Arial"/>
-          <w:i w:val="0"/>
-          <w:color w:val="000000"/>
-          <w:sz w:val="22"/>
-        </w:rPr>
-        <w:t>Первые — это те, у кого упорядочены мысли и разум, кто может видеть и думать о будущем более или менее;</w:t>
+        <w:t>Первые мыслят ясно и умеют предвидеть последствия своих поступков.</w:t>
       </w:r>
     </w:p>
     <w:p>
-      <w:pPr>
-        <w:jc w:val="left"/>
-      </w:pPr>
+      <w:pPr/>
       <w:r>
-        <w:rPr>
-          <w:rFonts w:ascii="Arial" w:hAnsi="Arial" w:eastAsia="Arial"/>
-          <w:i w:val="0"/>
-          <w:color w:val="000000"/>
-          <w:sz w:val="22"/>
-        </w:rPr>
-        <w:t>Вторые — это те, кто далек от понимания того, правильный ли их путь или нет, но попадает в это состояние не по своей воле, а под влиянием окружающих. Когда им дают советы, они принимают их и слушают.</w:t>
+        <w:t>Вторые не всегда понимают, верным ли путём идут, и часто поддаются чужому влиянию. Но они готовы выслушать совет и принять его.</w:t>
       </w:r>
     </w:p>
     <w:p>
-      <w:pPr>
-        <w:jc w:val="left"/>
-      </w:pPr>
+      <w:pPr/>
       <w:r>
-        <w:rPr>
-          <w:rFonts w:ascii="Arial" w:hAnsi="Arial" w:eastAsia="Arial"/>
-          <w:i w:val="0"/>
-          <w:color w:val="000000"/>
-          <w:sz w:val="22"/>
-        </w:rPr>
         <w:t>Третьи — это те, кто ничего не знает сам и не прислушивается к советам, но думает, что знает все. Это самые несчастные из всех.</w:t>
       </w:r>
     </w:p>
     <w:p>
       <w:pPr>
-        <w:jc w:val="left"/>
+        <w:spacing w:after="80"/>
       </w:pPr>
       <w:r>
-        <w:rPr>
-          <w:rFonts w:ascii="Arial" w:hAnsi="Arial" w:eastAsia="Arial"/>
-          <w:i w:val="0"/>
-          <w:color w:val="000000"/>
-          <w:sz w:val="22"/>
-        </w:rPr>
         <w:t>О сын!</w:t>
       </w:r>
     </w:p>
     <w:p>
       <w:pPr>
-        <w:jc w:val="left"/>
+        <w:spacing w:after="80"/>
       </w:pPr>
       <w:r>
-        <w:rPr>
-          <w:rFonts w:ascii="Arial" w:hAnsi="Arial" w:eastAsia="Arial"/>
-          <w:i w:val="0"/>
-          <w:color w:val="000000"/>
-          <w:sz w:val="22"/>
-        </w:rPr>
-        <w:t>Если Всемогущий Аллах создал вас из людей, которых я перечислил в первую очередь, я буду счастлив.</w:t>
+        <w:t>Я буду счастлив, если ты окажешься среди первых.</w:t>
       </w:r>
     </w:p>
     <w:p>
       <w:pPr>
-        <w:jc w:val="left"/>
+        <w:spacing w:after="80"/>
       </w:pPr>
       <w:r>
-        <w:rPr>
-          <w:rFonts w:ascii="Arial" w:hAnsi="Arial" w:eastAsia="Arial"/>
-          <w:i w:val="0"/>
-          <w:color w:val="000000"/>
-          <w:sz w:val="22"/>
-        </w:rPr>
-        <w:t>Если вы из второй группы, я советую вам прислушаться к данному вам совету.</w:t>
+        <w:t>Если узнаешь себя во вторых, прислушивайся к доброму совету.</w:t>
       </w:r>
     </w:p>
     <w:p>
       <w:pPr>
-        <w:jc w:val="left"/>
+        <w:keepNext/>
       </w:pPr>
       <w:r>
-        <w:rPr>
-          <w:rFonts w:ascii="Arial" w:hAnsi="Arial" w:eastAsia="Arial"/>
-          <w:i w:val="0"/>
-          <w:color w:val="000000"/>
-          <w:sz w:val="22"/>
-        </w:rPr>
-        <w:t>Определенно не будьте из третьей группы. Они не находятся в хорошем положении ни перед Аллахом, ни перед людьми.</w:t>
+        <w:t>Только не становись одним из третьих: ни перед Аллахом, ни перед людьми такое упрямство не принесёт добра.</w:t>
       </w:r>
     </w:p>
     <w:p>
       <w:pPr>
-        <w:pStyle w:val="Moral"/>
         <w:keepNext/>
         <w:keepLines/>
-        <w:widowControl/>
-        <w:spacing w:before="240" w:after="180" w:line="283" w:lineRule="auto"/>
-        <w:ind w:left="240" w:right="240"/>
-        <w:jc w:val="left"/>
-        <w:pBdr>
-          <w:top w:val="single" w:sz="8" w:space="7" w:color="E8D59A"/>
-          <w:left w:val="single" w:sz="32" w:space="11" w:color="C6A23A"/>
-          <w:bottom w:val="single" w:sz="8" w:space="7" w:color="E8D59A"/>
-          <w:right w:val="single" w:sz="8" w:space="11" w:color="E8D59A"/>
-        </w:pBdr>
-        <w:shd w:val="clear" w:color="auto" w:fill="FFF8E1"/>
+        <w:spacing w:before="160"/>
       </w:pPr>
       <w:r>
         <w:rPr>
-          <w:rFonts w:ascii="Arial" w:hAnsi="Arial" w:eastAsia="Arial" w:cs="Arial"/>
           <w:b/>
-          <w:i w:val="0"/>
-          <w:color w:val="9A7417"/>
-          <w:sz w:val="22"/>
         </w:rPr>
-        <w:t>Мораль: Мудрость — источник счастья, а сила — слуга мудрости. Тот, кто слушает советы, возвысится; а тот, кто думает, что знает всё, погибнет.</w:t>
+        <w:t>Мораль:</w:t>
       </w:r>
       <w:r>
-        <w:rPr>
-          <w:rFonts w:ascii="Arial" w:hAnsi="Arial" w:eastAsia="Arial" w:cs="Arial"/>
-          <w:b w:val="0"/>
-          <w:i w:val="0"/>
-          <w:color w:val="3F3826"/>
-          <w:sz w:val="22"/>
-        </w:rPr>
+        <w:t xml:space="preserve"> Мудрость — источник счастья, а сила — слуга мудрости. Тот, кто слушает советы, возвысится; а тот, кто думает, что знает всё, погибнет.</w:t>
       </w:r>
     </w:p>
     <w:p>
       <w:pPr>
-        <w:keepLines/>
-        <w:widowControl/>
-        <w:spacing w:before="60" w:after="0" w:line="240" w:lineRule="auto"/>
-        <w:jc w:val="right"/>
+        <w:spacing w:after="80"/>
       </w:pPr>
       <w:r>
         <w:rPr>
-          <w:rFonts w:ascii="Arial" w:hAnsi="Arial" w:eastAsia="Arial" w:cs="Arial"/>
-          <w:b w:val="0"/>
           <w:i/>
-          <w:color w:val="8A7950"/>
-          <w:sz w:val="17"/>
+          <w:sz w:val="18"/>
         </w:rPr>
         <w:t>«История взята из открытых источников Интернета.»</w:t>
       </w:r>
     </w:p>
     <w:sectPr>
-      <w:pgSz w:w="12240" w:h="15840"/>
-      <w:pgMar w:top="1440" w:right="1440" w:bottom="1440" w:left="1440" w:header="708" w:footer="708" w:gutter="0"/>
+      <w:pgSz w:w="11909" w:h="16834"/>
+      <w:pgMar w:top="1152" w:right="1224" w:bottom="1152" w:left="1224" w:header="720" w:footer="720" w:gutter="0"/>
       <w:cols w:space="720"/>
       <w:docGrid w:linePitch="360"/>
     </w:sectPr>
@@ -684,12 +534,14 @@
     <w:qFormat/>
     <w:rsid w:val="00FC693F"/>
     <w:pPr>
-      <w:spacing w:before="0" w:after="160" w:line="276" w:lineRule="auto"/>
+      <w:widowControl/>
+      <w:spacing w:after="120" w:line="269" w:lineRule="auto"/>
     </w:pPr>
     <w:rPr>
-      <w:rFonts w:ascii="Arial" w:hAnsi="Arial" w:eastAsia="Arial"/>
+      <w:rFonts w:ascii="Arial" w:hAnsi="Arial"/>
       <w:color w:val="000000"/>
       <w:sz w:val="22"/>
+      <w:lang w:val="ru-RU"/>
     </w:rPr>
   </w:style>
   <w:style w:type="paragraph" w:styleId="Header">
@@ -1033,18 +885,20 @@
     <w:qFormat/>
     <w:rsid w:val="00FC693F"/>
     <w:pPr>
+      <w:keepNext/>
       <w:pBdr>
         <w:bottom w:val="single" w:sz="8" w:space="4" w:color="4F81BD" w:themeColor="accent1"/>
       </w:pBdr>
-      <w:spacing w:after="300" w:line="240" w:lineRule="auto"/>
+      <w:spacing w:after="280" w:line="240" w:lineRule="auto"/>
       <w:contextualSpacing/>
     </w:pPr>
     <w:rPr>
-      <w:rFonts w:asciiTheme="majorHAnsi" w:eastAsiaTheme="majorEastAsia" w:hAnsiTheme="majorHAnsi" w:cstheme="majorBidi"/>
-      <w:color w:val="17365D" w:themeColor="text2" w:themeShade="BF"/>
+      <w:rFonts w:asciiTheme="majorHAnsi" w:eastAsiaTheme="majorEastAsia" w:hAnsiTheme="majorHAnsi" w:cstheme="majorBidi" w:ascii="Arial" w:hAnsi="Arial"/>
+      <w:b/>
+      <w:color w:val="000000"/>
       <w:spacing w:val="5"/>
       <w:kern w:val="28"/>
-      <w:sz w:val="52"/>
+      <w:sz w:val="34"/>
       <w:szCs w:val="52"/>
     </w:rPr>
   </w:style>
@@ -12373,18 +12227,6 @@
         <w:shd w:val="clear" w:color="auto" w:fill="FBCAA2" w:themeFill="accent6" w:themeFillTint="7F"/>
       </w:tcPr>
     </w:tblStylePr>
-  </w:style>
-  <w:style w:type="paragraph" w:customStyle="1" w:styleId="Moral">
-    <w:name w:val="Moral"/>
-    <w:basedOn w:val="Normal"/>
-    <w:pPr>
-      <w:spacing w:before="160" w:after="0" w:line="276" w:lineRule="auto"/>
-    </w:pPr>
-    <w:rPr>
-      <w:rFonts w:ascii="Arial" w:hAnsi="Arial" w:eastAsia="Arial"/>
-      <w:i/>
-      <w:sz w:val="22"/>
-    </w:rPr>
   </w:style>
 </w:styles>
 </file>

--- a/ru/wisdom-stories/from-a-wise-fathers-advice-to-his-son.docx
+++ b/ru/wisdom-stories/from-a-wise-fathers-advice-to-his-son.docx
@@ -7,7 +7,7 @@
         <w:pStyle w:val="Title"/>
       </w:pPr>
       <w:r>
-        <w:t>Из наставлений мудрого отца сыну:</w:t>
+        <w:t>Из наставлений мудрого отца сыну</w:t>
       </w:r>
     </w:p>
     <w:p>
@@ -21,7 +21,7 @@
     <w:p>
       <w:pPr/>
       <w:r>
-        <w:t>Разум помогает человеку ладить с людьми и находить верный путь. В нём — неиссякаемый источник радости и счастья.</w:t>
+        <w:t>Разум помогает человеку ладить с людьми. В нём — неиссякаемый источник радости и счастья.</w:t>
       </w:r>
     </w:p>
     <w:p>
@@ -35,7 +35,7 @@
     <w:p>
       <w:pPr/>
       <w:r>
-        <w:t>Плод хорош, когда созрел. Так и среди людей всегда ценили тех, кто достиг душевной зрелости и познал жизнь.</w:t>
+        <w:t>Плод красиво сходит с ветки, только когда созреет. Так и среди людей всегда ценили тех, кто повидал жизнь и набрался опыта.</w:t>
       </w:r>
     </w:p>
     <w:p>
@@ -69,7 +69,7 @@
     <w:p>
       <w:pPr/>
       <w:r>
-        <w:t>Знай, сын: по милости Аллаха испытания научили меня двум привычкам, которые помогают беречь здоровье до старости, — умеренно есть и гулять после еды.</w:t>
+        <w:t>Знай, сын: с позволения Аллаха меня до этого возраста сохранили здоровым две привычки. Я испытывал их годами: есть в меру и гулять, чтобы съеденное переваривалось.</w:t>
       </w:r>
     </w:p>
     <w:p>
@@ -85,13 +85,13 @@
         <w:spacing w:after="80"/>
       </w:pPr>
       <w:r>
-        <w:t>Первые мыслят ясно и умеют предвидеть последствия своих поступков.</w:t>
+        <w:t>Первые мыслят ясно и умеют более или менее видеть будущее и размышлять о нём.</w:t>
       </w:r>
     </w:p>
     <w:p>
       <w:pPr/>
       <w:r>
-        <w:t>Вторые не всегда понимают, верным ли путём идут, и часто поддаются чужому влиянию. Но они готовы выслушать совет и принять его.</w:t>
+        <w:t>Вторые далеки от того, чтобы понять, прямой у них путь или кривой, и попадают в такое состояние не по своей воле, а под влиянием окружающих. Но они готовы выслушать совет и принять его.</w:t>
       </w:r>
     </w:p>
     <w:p>
@@ -113,7 +113,7 @@
         <w:spacing w:after="80"/>
       </w:pPr>
       <w:r>
-        <w:t>Я буду счастлив, если ты окажешься среди первых.</w:t>
+        <w:t>Я возрадуюсь, если Всевышний Аллах создал тебя среди тех, кого я отнёс к первому разряду.</w:t>
       </w:r>
     </w:p>
     <w:p>
@@ -129,7 +129,7 @@
         <w:keepNext/>
       </w:pPr>
       <w:r>
-        <w:t>Только не становись одним из третьих: ни перед Аллахом, ни перед людьми такое упрямство не принесёт добра.</w:t>
+        <w:t>Только не становись одним из третьих: ни перед Аллахом, ни среди людей у них нет чести.</w:t>
       </w:r>
     </w:p>
     <w:p>
@@ -142,11 +142,9 @@
         <w:rPr>
           <w:b/>
         </w:rPr>
-        <w:t>Мораль:</w:t>
+        <w:t>Мораль: Мудрость — источник счастья, а сила — слуга мудрости. Тот, кто слушает советы, возвысится; а тот, кто думает, что знает всё, погибнет.</w:t>
       </w:r>
-      <w:r>
-        <w:t xml:space="preserve"> Мудрость — источник счастья, а сила — слуга мудрости. Тот, кто слушает советы, возвысится; а тот, кто думает, что знает всё, погибнет.</w:t>
-      </w:r>
+      <w:r/>
     </w:p>
     <w:p>
       <w:pPr>
@@ -157,7 +155,7 @@
           <w:i/>
           <w:sz w:val="18"/>
         </w:rPr>
-        <w:t>«История взята из открытых источников Интернета.»</w:t>
+        <w:t>Рассказы взяты из открытых интернет-источников, а иллюстрации созданы с помощью ИИ.</w:t>
       </w:r>
     </w:p>
     <w:sectPr>
